--- a/PythonIPM/sorties/docx/alignement_pnd_comparaison.docx
+++ b/PythonIPM/sorties/docx/alignement_pnd_comparaison.docx
@@ -180,75 +180,95 @@
           <w:bCs/>
           <w:lang w:val="fr-FR"/>
         </w:rPr>
-        <w:t xml:space="preserve">L’IPM EHCVM est le plus aligné sur le PND</w:t>
-      </w:r>
-      <w:r>
-        <w:rPr>
-          <w:lang w:val="fr-FR"/>
-        </w:rPr>
-        <w:t xml:space="preserve"> </w:t>
-      </w:r>
-      <w:r>
-        <w:rPr>
-          <w:lang w:val="fr-FR"/>
-        </w:rPr>
-        <w:t xml:space="preserve">: il couvre onze des vingt-deux cibles contre</w:t>
-      </w:r>
-      <w:r>
-        <w:rPr>
-          <w:lang w:val="fr-FR"/>
-        </w:rPr>
-        <w:t xml:space="preserve"> </w:t>
-      </w:r>
-      <w:r>
-        <w:rPr>
-          <w:lang w:val="fr-FR"/>
-        </w:rPr>
-        <w:t xml:space="preserve">sept, il est seul à mesurer les quatre cibles santé et nutrition du Pilier 4, seul à porter la</w:t>
-      </w:r>
-      <w:r>
-        <w:rPr>
-          <w:lang w:val="fr-FR"/>
-        </w:rPr>
-        <w:t xml:space="preserve"> </w:t>
-      </w:r>
-      <w:r>
-        <w:rPr>
-          <w:lang w:val="fr-FR"/>
-        </w:rPr>
-        <w:t xml:space="preserve">pauvreté monétaire, et seul à pouvoir être actualisé avant 2030. Si un seul indice devait être</w:t>
-      </w:r>
-      <w:r>
-        <w:rPr>
-          <w:lang w:val="fr-FR"/>
-        </w:rPr>
-        <w:t xml:space="preserve"> </w:t>
-      </w:r>
-      <w:r>
-        <w:rPr>
-          <w:lang w:val="fr-FR"/>
-        </w:rPr>
-        <w:t xml:space="preserve">retenu comme</w:t>
-      </w:r>
-      <w:r>
-        <w:rPr>
-          <w:lang w:val="fr-FR"/>
-        </w:rPr>
-        <w:t xml:space="preserve"> </w:t>
-      </w:r>
-      <w:r>
-        <w:rPr>
+        <w:t xml:space="preserve">L’IPM EHCVM est le plus aligné sur le</w:t>
+      </w:r>
+      <w:r>
+        <w:rPr>
+          <w:b/>
+          <w:bCs/>
+          <w:lang w:val="fr-FR"/>
+        </w:rPr>
+        <w:t xml:space="preserve"> </w:t>
+      </w:r>
+      <w:r>
+        <w:rPr>
+          <w:b/>
+          <w:bCs/>
           <w:i/>
           <w:iCs/>
           <w:lang w:val="fr-FR"/>
         </w:rPr>
-        <w:t xml:space="preserve">l’indice du PND</w:t>
-      </w:r>
-      <w:r>
-        <w:rPr>
-          <w:lang w:val="fr-FR"/>
-        </w:rPr>
-        <w:t xml:space="preserve">, c’est celui-là.</w:t>
+        <w:t xml:space="preserve">contenu</w:t>
+      </w:r>
+      <w:r>
+        <w:rPr>
+          <w:b/>
+          <w:bCs/>
+          <w:lang w:val="fr-FR"/>
+        </w:rPr>
+        <w:t xml:space="preserve"> </w:t>
+      </w:r>
+      <w:r>
+        <w:rPr>
+          <w:b/>
+          <w:bCs/>
+          <w:lang w:val="fr-FR"/>
+        </w:rPr>
+        <w:t xml:space="preserve">des cibles du PND</w:t>
+      </w:r>
+      <w:r>
+        <w:rPr>
+          <w:lang w:val="fr-FR"/>
+        </w:rPr>
+        <w:t xml:space="preserve">, pour une raison</w:t>
+      </w:r>
+      <w:r>
+        <w:rPr>
+          <w:lang w:val="fr-FR"/>
+        </w:rPr>
+        <w:t xml:space="preserve"> </w:t>
+      </w:r>
+      <w:r>
+        <w:rPr>
+          <w:lang w:val="fr-FR"/>
+        </w:rPr>
+        <w:t xml:space="preserve">qui tient en une ligne : le recensement ne pose aucune question de santé. L’assurance maladie et le</w:t>
+      </w:r>
+      <w:r>
+        <w:rPr>
+          <w:lang w:val="fr-FR"/>
+        </w:rPr>
+        <w:t xml:space="preserve"> </w:t>
+      </w:r>
+      <w:r>
+        <w:rPr>
+          <w:lang w:val="fr-FR"/>
+        </w:rPr>
+        <w:t xml:space="preserve">renoncement aux soins lui échappent entièrement, et avec eux les cibles santé du Pilier 4. Il porte</w:t>
+      </w:r>
+      <w:r>
+        <w:rPr>
+          <w:lang w:val="fr-FR"/>
+        </w:rPr>
+        <w:t xml:space="preserve"> </w:t>
+      </w:r>
+      <w:r>
+        <w:rPr>
+          <w:lang w:val="fr-FR"/>
+        </w:rPr>
+        <w:t xml:space="preserve">en outre la consommation, donc la pauvreté monétaire. Si un seul indice devait tenir le cadre de</w:t>
+      </w:r>
+      <w:r>
+        <w:rPr>
+          <w:lang w:val="fr-FR"/>
+        </w:rPr>
+        <w:t xml:space="preserve"> </w:t>
+      </w:r>
+      <w:r>
+        <w:rPr>
+          <w:lang w:val="fr-FR"/>
+        </w:rPr>
+        <w:t xml:space="preserve">résultats, c’est celui-là.</w:t>
       </w:r>
     </w:p>
     <w:p>
@@ -915,8 +935,6 @@
             </w:pPr>
             <w:r>
               <w:rPr>
-                <w:b/>
-                <w:bCs/>
                 <w:lang w:val="fr-FR"/>
               </w:rPr>
               <w:t xml:space="preserve">11</w:t>
@@ -1120,8 +1138,6 @@
             </w:pPr>
             <w:r>
               <w:rPr>
-                <w:b/>
-                <w:bCs/>
                 <w:lang w:val="fr-FR"/>
               </w:rPr>
               <w:t xml:space="preserve">3</w:t>
@@ -1177,6 +1193,230 @@
         </w:tc>
       </w:tr>
     </w:tbl>
+    <w:p>
+      <w:pPr>
+        <w:pStyle w:val="BlockText"/>
+      </w:pPr>
+      <w:r>
+        <w:rPr>
+          <w:b/>
+          <w:bCs/>
+          <w:lang w:val="fr-FR"/>
+        </w:rPr>
+        <w:t xml:space="preserve">Attention — Ce tableau flatte l’EHCVM, et il faut savoir pourquoi</w:t>
+      </w:r>
+    </w:p>
+    <w:p>
+      <w:pPr>
+        <w:pStyle w:val="BlockText"/>
+      </w:pPr>
+      <w:r>
+        <w:rPr>
+          <w:lang w:val="fr-FR"/>
+        </w:rPr>
+        <w:t xml:space="preserve">Il compte des</w:t>
+      </w:r>
+      <w:r>
+        <w:rPr>
+          <w:lang w:val="fr-FR"/>
+        </w:rPr>
+        <w:t xml:space="preserve"> </w:t>
+      </w:r>
+      <w:r>
+        <w:rPr>
+          <w:i/>
+          <w:iCs/>
+          <w:lang w:val="fr-FR"/>
+        </w:rPr>
+        <w:t xml:space="preserve">cibles</w:t>
+      </w:r>
+      <w:r>
+        <w:rPr>
+          <w:lang w:val="fr-FR"/>
+        </w:rPr>
+        <w:t xml:space="preserve">, or plusieurs cibles retombent sur le</w:t>
+      </w:r>
+      <w:r>
+        <w:rPr>
+          <w:lang w:val="fr-FR"/>
+        </w:rPr>
+        <w:t xml:space="preserve"> </w:t>
+      </w:r>
+      <w:r>
+        <w:rPr>
+          <w:i/>
+          <w:iCs/>
+          <w:lang w:val="fr-FR"/>
+        </w:rPr>
+        <w:t xml:space="preserve">même</w:t>
+      </w:r>
+      <w:r>
+        <w:rPr>
+          <w:lang w:val="fr-FR"/>
+        </w:rPr>
+        <w:t xml:space="preserve"> </w:t>
+      </w:r>
+      <w:r>
+        <w:rPr>
+          <w:lang w:val="fr-FR"/>
+        </w:rPr>
+        <w:t xml:space="preserve">indicateur : les deux</w:t>
+      </w:r>
+      <w:r>
+        <w:rPr>
+          <w:lang w:val="fr-FR"/>
+        </w:rPr>
+        <w:t xml:space="preserve"> </w:t>
+      </w:r>
+      <w:r>
+        <w:rPr>
+          <w:lang w:val="fr-FR"/>
+        </w:rPr>
+        <w:t xml:space="preserve">cibles d’analphabétisme sur l’indicateur d’alphabétisation, les deux cibles de couverture sociale</w:t>
+      </w:r>
+      <w:r>
+        <w:rPr>
+          <w:lang w:val="fr-FR"/>
+        </w:rPr>
+        <w:t xml:space="preserve"> </w:t>
+      </w:r>
+      <w:r>
+        <w:rPr>
+          <w:lang w:val="fr-FR"/>
+        </w:rPr>
+        <w:t xml:space="preserve">sur l’indicateur d’assurance maladie. En</w:t>
+      </w:r>
+      <w:r>
+        <w:rPr>
+          <w:lang w:val="fr-FR"/>
+        </w:rPr>
+        <w:t xml:space="preserve"> </w:t>
+      </w:r>
+      <w:r>
+        <w:rPr>
+          <w:b/>
+          <w:bCs/>
+          <w:lang w:val="fr-FR"/>
+        </w:rPr>
+        <w:t xml:space="preserve">indicateurs distincts</w:t>
+      </w:r>
+      <w:r>
+        <w:rPr>
+          <w:lang w:val="fr-FR"/>
+        </w:rPr>
+        <w:t xml:space="preserve"> </w:t>
+      </w:r>
+      <w:r>
+        <w:rPr>
+          <w:lang w:val="fr-FR"/>
+        </w:rPr>
+        <w:t xml:space="preserve">à prise directe, le compte</w:t>
+      </w:r>
+      <w:r>
+        <w:rPr>
+          <w:lang w:val="fr-FR"/>
+        </w:rPr>
+        <w:t xml:space="preserve"> </w:t>
+      </w:r>
+      <w:r>
+        <w:rPr>
+          <w:lang w:val="fr-FR"/>
+        </w:rPr>
+        <w:t xml:space="preserve">passe de 11 contre 7 à</w:t>
+      </w:r>
+      <w:r>
+        <w:rPr>
+          <w:lang w:val="fr-FR"/>
+        </w:rPr>
+        <w:t xml:space="preserve"> </w:t>
+      </w:r>
+      <w:r>
+        <w:rPr>
+          <w:b/>
+          <w:bCs/>
+          <w:lang w:val="fr-FR"/>
+        </w:rPr>
+        <w:t xml:space="preserve">9 contre 6</w:t>
+      </w:r>
+      <w:r>
+        <w:rPr>
+          <w:lang w:val="fr-FR"/>
+        </w:rPr>
+        <w:t xml:space="preserve">.</w:t>
+      </w:r>
+    </w:p>
+    <w:p>
+      <w:pPr>
+        <w:pStyle w:val="BlockText"/>
+      </w:pPr>
+      <w:r>
+        <w:rPr>
+          <w:lang w:val="fr-FR"/>
+        </w:rPr>
+        <w:t xml:space="preserve">Il récompense en outre mécaniquement la source la mieux dotée : l’EHCVM porte seize indicateurs, le</w:t>
+      </w:r>
+      <w:r>
+        <w:rPr>
+          <w:lang w:val="fr-FR"/>
+        </w:rPr>
+        <w:t xml:space="preserve"> </w:t>
+      </w:r>
+      <w:r>
+        <w:rPr>
+          <w:lang w:val="fr-FR"/>
+        </w:rPr>
+        <w:t xml:space="preserve">RGPH treize. Ce n’est pas un résultat, c’est une propriété du questionnaire.</w:t>
+      </w:r>
+    </w:p>
+    <w:p>
+      <w:pPr>
+        <w:pStyle w:val="BlockText"/>
+      </w:pPr>
+      <w:r>
+        <w:rPr>
+          <w:b/>
+          <w:bCs/>
+          <w:lang w:val="fr-FR"/>
+        </w:rPr>
+        <w:t xml:space="preserve">L’écart réel se ramène à trois indicateurs</w:t>
+      </w:r>
+      <w:r>
+        <w:rPr>
+          <w:lang w:val="fr-FR"/>
+        </w:rPr>
+        <w:t xml:space="preserve"> </w:t>
+      </w:r>
+      <w:r>
+        <w:rPr>
+          <w:lang w:val="fr-FR"/>
+        </w:rPr>
+        <w:t xml:space="preserve">: l’assurance maladie, le renoncement aux soins,</w:t>
+      </w:r>
+      <w:r>
+        <w:rPr>
+          <w:lang w:val="fr-FR"/>
+        </w:rPr>
+        <w:t xml:space="preserve"> </w:t>
+      </w:r>
+      <w:r>
+        <w:rPr>
+          <w:lang w:val="fr-FR"/>
+        </w:rPr>
+        <w:t xml:space="preserve">et l’année de scolarité mesurée exactement plutôt qu’approchée par le diplôme. Deux sur trois sont</w:t>
+      </w:r>
+      <w:r>
+        <w:rPr>
+          <w:lang w:val="fr-FR"/>
+        </w:rPr>
+        <w:t xml:space="preserve"> </w:t>
+      </w:r>
+      <w:r>
+        <w:rPr>
+          <w:lang w:val="fr-FR"/>
+        </w:rPr>
+        <w:t xml:space="preserve">des indicateurs de santé — c’est là, et seulement là, que se joue l’avantage de l’enquête.</w:t>
+      </w:r>
+    </w:p>
     <w:bookmarkEnd w:id="10"/>
     <w:bookmarkStart w:id="11" w:name="les-cibles-que-lune-seule-mesure"/>
     <w:p>
@@ -1488,7 +1728,7 @@
               <w:rPr>
                 <w:lang w:val="fr-FR"/>
               </w:rPr>
-              <w:t xml:space="preserve">Indice de l’écart genre, 0,655 à 0,7 (P. 4)</w:t>
+              <w:t xml:space="preserve">Désagrégation par sexe du chef de ménage (P. 4)</w:t>
             </w:r>
           </w:p>
         </w:tc>
@@ -1522,6 +1762,13 @@
               </w:rPr>
               <w:t xml:space="preserve">non</w:t>
             </w:r>
+            <w:r>
+              <w:rPr>
+                <w:vertAlign w:val="superscript"/>
+                <w:lang w:val="fr-FR"/>
+              </w:rPr>
+              <w:t xml:space="preserve">*</w:t>
+            </w:r>
           </w:p>
         </w:tc>
       </w:tr>
@@ -1822,6 +2069,92 @@
     </w:tbl>
     <w:p>
       <w:pPr>
+        <w:pStyle w:val="BodyText"/>
+      </w:pPr>
+      <w:r>
+        <w:rPr>
+          <w:vertAlign w:val="superscript"/>
+          <w:lang w:val="fr-FR"/>
+        </w:rPr>
+        <w:t xml:space="preserve">*</w:t>
+      </w:r>
+      <w:r>
+        <w:rPr>
+          <w:lang w:val="fr-FR"/>
+        </w:rPr>
+        <w:t xml:space="preserve">Le sexe est absent de l’</w:t>
+      </w:r>
+      <w:r>
+        <w:rPr>
+          <w:i/>
+          <w:iCs/>
+          <w:lang w:val="fr-FR"/>
+        </w:rPr>
+        <w:t xml:space="preserve">extrait</w:t>
+      </w:r>
+      <w:r>
+        <w:rPr>
+          <w:lang w:val="fr-FR"/>
+        </w:rPr>
+        <w:t xml:space="preserve"> </w:t>
+      </w:r>
+      <w:r>
+        <w:rPr>
+          <w:lang w:val="fr-FR"/>
+        </w:rPr>
+        <w:t xml:space="preserve">RGPH transmis, non du</w:t>
+      </w:r>
+      <w:r>
+        <w:rPr>
+          <w:lang w:val="fr-FR"/>
+        </w:rPr>
+        <w:t xml:space="preserve"> </w:t>
+      </w:r>
+      <w:r>
+        <w:rPr>
+          <w:lang w:val="fr-FR"/>
+        </w:rPr>
+        <w:t xml:space="preserve">recensement : la numérotation des questions y passe de P16 à P18, la question P17 manquant. Une</w:t>
+      </w:r>
+      <w:r>
+        <w:rPr>
+          <w:lang w:val="fr-FR"/>
+        </w:rPr>
+        <w:t xml:space="preserve"> </w:t>
+      </w:r>
+      <w:r>
+        <w:rPr>
+          <w:lang w:val="fr-FR"/>
+        </w:rPr>
+        <w:t xml:space="preserve">demande à l’INS lèverait cette limite. Et dans les deux sources, désagréger par sexe du chef de</w:t>
+      </w:r>
+      <w:r>
+        <w:rPr>
+          <w:lang w:val="fr-FR"/>
+        </w:rPr>
+        <w:t xml:space="preserve"> </w:t>
+      </w:r>
+      <w:r>
+        <w:rPr>
+          <w:lang w:val="fr-FR"/>
+        </w:rPr>
+        <w:t xml:space="preserve">ménage éclaire la cible « indice de l’écart genre » sans la mesurer — c’est un indice composite</w:t>
+      </w:r>
+      <w:r>
+        <w:rPr>
+          <w:lang w:val="fr-FR"/>
+        </w:rPr>
+        <w:t xml:space="preserve"> </w:t>
+      </w:r>
+      <w:r>
+        <w:rPr>
+          <w:lang w:val="fr-FR"/>
+        </w:rPr>
+        <w:t xml:space="preserve">couvrant l’emploi, l’éducation, la santé et la représentation politique.</w:t>
+      </w:r>
+    </w:p>
+    <w:p>
+      <w:pPr>
         <w:pStyle w:val="BlockText"/>
       </w:pPr>
       <w:r>
@@ -1867,19 +2200,19 @@
         <w:rPr>
           <w:lang w:val="fr-FR"/>
         </w:rPr>
-        <w:t xml:space="preserve">du Pilier 4 : quatre cibles santé et nutrition, plus le genre,</w:t>
-      </w:r>
-      <w:r>
-        <w:rPr>
-          <w:lang w:val="fr-FR"/>
-        </w:rPr>
-        <w:t xml:space="preserve"> </w:t>
-      </w:r>
-      <w:r>
-        <w:rPr>
-          <w:lang w:val="fr-FR"/>
-        </w:rPr>
-        <w:t xml:space="preserve">que le recensement ne peut pas approcher, parce qu’il ne pose aucune question de santé.</w:t>
+        <w:t xml:space="preserve">du Pilier 4 : les cibles santé et nutrition, que le</w:t>
+      </w:r>
+      <w:r>
+        <w:rPr>
+          <w:lang w:val="fr-FR"/>
+        </w:rPr>
+        <w:t xml:space="preserve"> </w:t>
+      </w:r>
+      <w:r>
+        <w:rPr>
+          <w:lang w:val="fr-FR"/>
+        </w:rPr>
+        <w:t xml:space="preserve">recensement ne peut pas approcher parce qu’il ne pose aucune question de santé.</w:t>
       </w:r>
     </w:p>
     <w:p>
@@ -2604,6 +2937,20 @@
         </w:rPr>
         <w:t xml:space="preserve">valeur de départ, très détaillée, mais aucune évolution.</w:t>
       </w:r>
+      <w:r>
+        <w:rPr>
+          <w:lang w:val="fr-FR"/>
+        </w:rPr>
+        <w:t xml:space="preserve"> </w:t>
+      </w:r>
+      <w:r>
+        <w:rPr>
+          <w:b/>
+          <w:bCs/>
+          <w:lang w:val="fr-FR"/>
+        </w:rPr>
+        <w:t xml:space="preserve">Ce point est certain.</w:t>
+      </w:r>
     </w:p>
     <w:p>
       <w:pPr>
@@ -2613,31 +2960,69 @@
         <w:rPr>
           <w:lang w:val="fr-FR"/>
         </w:rPr>
-        <w:t xml:space="preserve">L’EHCVM est une enquête répétée — 2018, 2021, et une vague dans l’intervalle du plan. C’est la</w:t>
-      </w:r>
-      <w:r>
-        <w:rPr>
-          <w:lang w:val="fr-FR"/>
-        </w:rPr>
-        <w:t xml:space="preserve"> </w:t>
-      </w:r>
-      <w:r>
-        <w:rPr>
-          <w:lang w:val="fr-FR"/>
-        </w:rPr>
-        <w:t xml:space="preserve">seule des deux sources capable d’alimenter en progrès le cadre de gouvernance que le PND met en</w:t>
-      </w:r>
-      <w:r>
-        <w:rPr>
-          <w:lang w:val="fr-FR"/>
-        </w:rPr>
-        <w:t xml:space="preserve"> </w:t>
-      </w:r>
-      <w:r>
-        <w:rPr>
-          <w:lang w:val="fr-FR"/>
-        </w:rPr>
-        <w:t xml:space="preserve">place.</w:t>
+        <w:t xml:space="preserve">L’EHCVM est une enquête répétée — 2018, puis 2021. Le rythme passé laisse attendre une vague dans</w:t>
+      </w:r>
+      <w:r>
+        <w:rPr>
+          <w:lang w:val="fr-FR"/>
+        </w:rPr>
+        <w:t xml:space="preserve"> </w:t>
+      </w:r>
+      <w:r>
+        <w:rPr>
+          <w:lang w:val="fr-FR"/>
+        </w:rPr>
+        <w:t xml:space="preserve">l’intervalle du plan, mais</w:t>
+      </w:r>
+      <w:r>
+        <w:rPr>
+          <w:lang w:val="fr-FR"/>
+        </w:rPr>
+        <w:t xml:space="preserve"> </w:t>
+      </w:r>
+      <w:r>
+        <w:rPr>
+          <w:b/>
+          <w:bCs/>
+          <w:lang w:val="fr-FR"/>
+        </w:rPr>
+        <w:t xml:space="preserve">aucune programmation n’a été vérifiée ici</w:t>
+      </w:r>
+      <w:r>
+        <w:rPr>
+          <w:lang w:val="fr-FR"/>
+        </w:rPr>
+        <w:t xml:space="preserve"> </w:t>
+      </w:r>
+      <w:r>
+        <w:rPr>
+          <w:lang w:val="fr-FR"/>
+        </w:rPr>
+        <w:t xml:space="preserve">: l’argument « seule</w:t>
+      </w:r>
+      <w:r>
+        <w:rPr>
+          <w:lang w:val="fr-FR"/>
+        </w:rPr>
+        <w:t xml:space="preserve"> </w:t>
+      </w:r>
+      <w:r>
+        <w:rPr>
+          <w:lang w:val="fr-FR"/>
+        </w:rPr>
+        <w:t xml:space="preserve">l’EHCVM permettra le suivi » suppose cette vague et doit être confirmé auprès de l’INS avant d’être</w:t>
+      </w:r>
+      <w:r>
+        <w:rPr>
+          <w:lang w:val="fr-FR"/>
+        </w:rPr>
+        <w:t xml:space="preserve"> </w:t>
+      </w:r>
+      <w:r>
+        <w:rPr>
+          <w:lang w:val="fr-FR"/>
+        </w:rPr>
+        <w:t xml:space="preserve">avancé devant une instance de décision.</w:t>
       </w:r>
     </w:p>
     <w:p>
@@ -3974,31 +4359,51 @@
           <w:bCs/>
           <w:lang w:val="fr-FR"/>
         </w:rPr>
-        <w:t xml:space="preserve">Il couvre plus de cibles</w:t>
-      </w:r>
-      <w:r>
-        <w:rPr>
-          <w:lang w:val="fr-FR"/>
-        </w:rPr>
-        <w:t xml:space="preserve"> </w:t>
-      </w:r>
-      <w:r>
-        <w:rPr>
-          <w:lang w:val="fr-FR"/>
-        </w:rPr>
-        <w:t xml:space="preserve">: onze contre sept en prise directe, sur des cibles</w:t>
-      </w:r>
-      <w:r>
-        <w:rPr>
-          <w:lang w:val="fr-FR"/>
-        </w:rPr>
-        <w:t xml:space="preserve"> </w:t>
-      </w:r>
-      <w:r>
-        <w:rPr>
-          <w:lang w:val="fr-FR"/>
-        </w:rPr>
-        <w:t xml:space="preserve">chiffrées assorties d’une valeur de départ et d’une valeur 2030.</w:t>
+        <w:t xml:space="preserve">Il couvre le cœur du Pilier 4</w:t>
+      </w:r>
+      <w:r>
+        <w:rPr>
+          <w:lang w:val="fr-FR"/>
+        </w:rPr>
+        <w:t xml:space="preserve">, le pilier du capital humain, où se concentrent les</w:t>
+      </w:r>
+      <w:r>
+        <w:rPr>
+          <w:lang w:val="fr-FR"/>
+        </w:rPr>
+        <w:t xml:space="preserve"> </w:t>
+      </w:r>
+      <w:r>
+        <w:rPr>
+          <w:lang w:val="fr-FR"/>
+        </w:rPr>
+        <w:t xml:space="preserve">cibles sociales du plan. Les cibles santé et nutrition — CMU, protection sociale, accès</w:t>
+      </w:r>
+      <w:r>
+        <w:rPr>
+          <w:lang w:val="fr-FR"/>
+        </w:rPr>
+        <w:t xml:space="preserve"> </w:t>
+      </w:r>
+      <w:r>
+        <w:rPr>
+          <w:lang w:val="fr-FR"/>
+        </w:rPr>
+        <w:t xml:space="preserve">aux soins — sont hors de portée du recensement, qui ne pose aucune question de santé.</w:t>
+      </w:r>
+      <w:r>
+        <w:rPr>
+          <w:lang w:val="fr-FR"/>
+        </w:rPr>
+        <w:t xml:space="preserve"> </w:t>
+      </w:r>
+      <w:r>
+        <w:rPr>
+          <w:b/>
+          <w:bCs/>
+          <w:lang w:val="fr-FR"/>
+        </w:rPr>
+        <w:t xml:space="preserve">C’est l’argument principal, et le seul qui soit hors de discussion.</w:t>
       </w:r>
     </w:p>
     <w:p>
@@ -4014,55 +4419,37 @@
           <w:bCs/>
           <w:lang w:val="fr-FR"/>
         </w:rPr>
-        <w:t xml:space="preserve">Il couvre le cœur du Pilier 4</w:t>
-      </w:r>
-      <w:r>
-        <w:rPr>
-          <w:lang w:val="fr-FR"/>
-        </w:rPr>
-        <w:t xml:space="preserve"> </w:t>
-      </w:r>
-      <w:r>
-        <w:rPr>
-          <w:lang w:val="fr-FR"/>
-        </w:rPr>
-        <w:t xml:space="preserve">— le pilier du capital humain, celui où se</w:t>
-      </w:r>
-      <w:r>
-        <w:rPr>
-          <w:lang w:val="fr-FR"/>
-        </w:rPr>
-        <w:t xml:space="preserve"> </w:t>
-      </w:r>
-      <w:r>
-        <w:rPr>
-          <w:lang w:val="fr-FR"/>
-        </w:rPr>
-        <w:t xml:space="preserve">concentrent les cibles sociales du plan. Les quatre cibles santé et nutrition (CMU,</w:t>
-      </w:r>
-      <w:r>
-        <w:rPr>
-          <w:lang w:val="fr-FR"/>
-        </w:rPr>
-        <w:t xml:space="preserve"> </w:t>
-      </w:r>
-      <w:r>
-        <w:rPr>
-          <w:lang w:val="fr-FR"/>
-        </w:rPr>
-        <w:t xml:space="preserve">protection sociale, accès aux soins, retard de croissance) sont hors de portée du</w:t>
-      </w:r>
-      <w:r>
-        <w:rPr>
-          <w:lang w:val="fr-FR"/>
-        </w:rPr>
-        <w:t xml:space="preserve"> </w:t>
-      </w:r>
-      <w:r>
-        <w:rPr>
-          <w:lang w:val="fr-FR"/>
-        </w:rPr>
-        <w:t xml:space="preserve">recensement.</w:t>
+        <w:t xml:space="preserve">Il porte la consommation</w:t>
+      </w:r>
+      <w:r>
+        <w:rPr>
+          <w:lang w:val="fr-FR"/>
+        </w:rPr>
+        <w:t xml:space="preserve">, donc permet de croiser pauvreté monétaire et</w:t>
+      </w:r>
+      <w:r>
+        <w:rPr>
+          <w:lang w:val="fr-FR"/>
+        </w:rPr>
+        <w:t xml:space="preserve"> </w:t>
+      </w:r>
+      <w:r>
+        <w:rPr>
+          <w:lang w:val="fr-FR"/>
+        </w:rPr>
+        <w:t xml:space="preserve">multidimensionnelle — ce que l’objectif général du plan appelle, et que le recensement ne</w:t>
+      </w:r>
+      <w:r>
+        <w:rPr>
+          <w:lang w:val="fr-FR"/>
+        </w:rPr>
+        <w:t xml:space="preserve"> </w:t>
+      </w:r>
+      <w:r>
+        <w:rPr>
+          <w:lang w:val="fr-FR"/>
+        </w:rPr>
+        <w:t xml:space="preserve">permet pas.</w:t>
       </w:r>
     </w:p>
     <w:p>
@@ -4078,25 +4465,72 @@
           <w:bCs/>
           <w:lang w:val="fr-FR"/>
         </w:rPr>
-        <w:t xml:space="preserve">Il est actualisable</w:t>
-      </w:r>
-      <w:r>
-        <w:rPr>
-          <w:lang w:val="fr-FR"/>
-        </w:rPr>
-        <w:t xml:space="preserve">. Un cadre de résultats a besoin d’un indicateur qu’on peut</w:t>
-      </w:r>
-      <w:r>
-        <w:rPr>
-          <w:lang w:val="fr-FR"/>
-        </w:rPr>
-        <w:t xml:space="preserve"> </w:t>
-      </w:r>
-      <w:r>
-        <w:rPr>
-          <w:lang w:val="fr-FR"/>
-        </w:rPr>
-        <w:t xml:space="preserve">recalculer ; le recensement ne le permettra pas avant 2031.</w:t>
+        <w:t xml:space="preserve">Il est actualisable en principe</w:t>
+      </w:r>
+      <w:r>
+        <w:rPr>
+          <w:lang w:val="fr-FR"/>
+        </w:rPr>
+        <w:t xml:space="preserve">, étant une enquête répétée, là où le recensement</w:t>
+      </w:r>
+      <w:r>
+        <w:rPr>
+          <w:lang w:val="fr-FR"/>
+        </w:rPr>
+        <w:t xml:space="preserve"> </w:t>
+      </w:r>
+      <w:r>
+        <w:rPr>
+          <w:lang w:val="fr-FR"/>
+        </w:rPr>
+        <w:t xml:space="preserve">décennal ne le sera pas avant 2031. Le calendrier précis de la prochaine vague reste à</w:t>
+      </w:r>
+      <w:r>
+        <w:rPr>
+          <w:lang w:val="fr-FR"/>
+        </w:rPr>
+        <w:t xml:space="preserve"> </w:t>
+      </w:r>
+      <w:r>
+        <w:rPr>
+          <w:lang w:val="fr-FR"/>
+        </w:rPr>
+        <w:t xml:space="preserve">confirmer.</w:t>
+      </w:r>
+    </w:p>
+    <w:p>
+      <w:pPr>
+        <w:pStyle w:val="FirstParagraph"/>
+      </w:pPr>
+      <w:r>
+        <w:rPr>
+          <w:lang w:val="fr-FR"/>
+        </w:rPr>
+        <w:t xml:space="preserve">Un quatrième argument est souvent avancé — « il couvre onze cibles contre sept » —</w:t>
+      </w:r>
+      <w:r>
+        <w:rPr>
+          <w:lang w:val="fr-FR"/>
+        </w:rPr>
+        <w:t xml:space="preserve"> </w:t>
+      </w:r>
+      <w:r>
+        <w:rPr>
+          <w:lang w:val="fr-FR"/>
+        </w:rPr>
+        <w:t xml:space="preserve">mais il ne résiste pas à l’examen : ramené aux indicateurs distincts, l’écart est de neuf contre</w:t>
+      </w:r>
+      <w:r>
+        <w:rPr>
+          <w:lang w:val="fr-FR"/>
+        </w:rPr>
+        <w:t xml:space="preserve"> </w:t>
+      </w:r>
+      <w:r>
+        <w:rPr>
+          <w:lang w:val="fr-FR"/>
+        </w:rPr>
+        <w:t xml:space="preserve">six, et il se réduit aux trois indicateurs cités plus haut.</w:t>
       </w:r>
     </w:p>
     <w:bookmarkEnd w:id="17"/>
@@ -5063,55 +5497,61 @@
           <w:bCs/>
           <w:lang w:val="fr-FR"/>
         </w:rPr>
-        <w:t xml:space="preserve">Le décompte des cibles est un jugement, pas une mesure.</w:t>
-      </w:r>
-      <w:r>
-        <w:rPr>
-          <w:lang w:val="fr-FR"/>
-        </w:rPr>
-        <w:t xml:space="preserve"> </w:t>
-      </w:r>
-      <w:r>
-        <w:rPr>
-          <w:lang w:val="fr-FR"/>
-        </w:rPr>
-        <w:t xml:space="preserve">Classer une prise en</w:t>
-      </w:r>
-      <w:r>
-        <w:rPr>
-          <w:lang w:val="fr-FR"/>
-        </w:rPr>
-        <w:t xml:space="preserve"> </w:t>
-      </w:r>
-      <w:r>
-        <w:rPr>
-          <w:lang w:val="fr-FR"/>
-        </w:rPr>
-        <w:t xml:space="preserve">« directe », « approchée » ou « indirecte » suppose d’apprécier la proximité entre un</w:t>
-      </w:r>
-      <w:r>
-        <w:rPr>
-          <w:lang w:val="fr-FR"/>
-        </w:rPr>
-        <w:t xml:space="preserve"> </w:t>
-      </w:r>
-      <w:r>
-        <w:rPr>
-          <w:lang w:val="fr-FR"/>
-        </w:rPr>
-        <w:t xml:space="preserve">indicateur de ménage et une cible souvent formulée en taux individuel. Un autre analyste</w:t>
-      </w:r>
-      <w:r>
-        <w:rPr>
-          <w:lang w:val="fr-FR"/>
-        </w:rPr>
-        <w:t xml:space="preserve"> </w:t>
-      </w:r>
-      <w:r>
-        <w:rPr>
-          <w:lang w:val="fr-FR"/>
-        </w:rPr>
-        <w:t xml:space="preserve">aboutirait à un décompte voisin, pas identique.</w:t>
+        <w:t xml:space="preserve">Le décompte des cibles est un jugement, pas une mesure</w:t>
+      </w:r>
+      <w:r>
+        <w:rPr>
+          <w:lang w:val="fr-FR"/>
+        </w:rPr>
+        <w:t xml:space="preserve">, et il est biaisé en faveur</w:t>
+      </w:r>
+      <w:r>
+        <w:rPr>
+          <w:lang w:val="fr-FR"/>
+        </w:rPr>
+        <w:t xml:space="preserve"> </w:t>
+      </w:r>
+      <w:r>
+        <w:rPr>
+          <w:lang w:val="fr-FR"/>
+        </w:rPr>
+        <w:t xml:space="preserve">de la source la mieux dotée en indicateurs. Classer une prise en « directe », « approchée »</w:t>
+      </w:r>
+      <w:r>
+        <w:rPr>
+          <w:lang w:val="fr-FR"/>
+        </w:rPr>
+        <w:t xml:space="preserve"> </w:t>
+      </w:r>
+      <w:r>
+        <w:rPr>
+          <w:lang w:val="fr-FR"/>
+        </w:rPr>
+        <w:t xml:space="preserve">ou « indirecte » suppose d’apprécier la proximité entre un indicateur de ménage et une cible</w:t>
+      </w:r>
+      <w:r>
+        <w:rPr>
+          <w:lang w:val="fr-FR"/>
+        </w:rPr>
+        <w:t xml:space="preserve"> </w:t>
+      </w:r>
+      <w:r>
+        <w:rPr>
+          <w:lang w:val="fr-FR"/>
+        </w:rPr>
+        <w:t xml:space="preserve">souvent formulée en taux individuel. C’est pourquoi la conclusion de ce document ne repose</w:t>
+      </w:r>
+      <w:r>
+        <w:rPr>
+          <w:lang w:val="fr-FR"/>
+        </w:rPr>
+        <w:t xml:space="preserve"> </w:t>
+      </w:r>
+      <w:r>
+        <w:rPr>
+          <w:lang w:val="fr-FR"/>
+        </w:rPr>
+        <w:t xml:space="preserve">pas sur ce décompte mais sur l’absence de module de santé au recensement, qui est un fait.</w:t>
       </w:r>
     </w:p>
     <w:p>
